--- a/shayaan-ahmed-cv.docx
+++ b/shayaan-ahmed-cv.docx
@@ -251,7 +251,7 @@
           <w:szCs w:val="21"/>
           <w:rtl w:val="0"/>
         </w:rPr>
-        <w:t xml:space="preserve">2024 – Present</w:t>
+        <w:t xml:space="preserve">  |  2024 – Present</w:t>
       </w:r>
       <w:r>
         <w:rPr>
@@ -275,7 +275,7 @@
           <w:szCs w:val="22"/>
           <w:rtl w:val="0"/>
         </w:rPr>
-        <w:t xml:space="preserve">A-Levels: Maths, Psychology, Computer Science (Predicted: ABC)</w:t>
+        <w:t xml:space="preserve">A-Levels: Maths, Psychology, Computer Science</w:t>
       </w:r>
       <w:r>
         <w:rPr>
@@ -316,7 +316,7 @@
           <w:szCs w:val="21"/>
           <w:rtl w:val="0"/>
         </w:rPr>
-        <w:t xml:space="preserve">GCSE</w:t>
+        <w:t xml:space="preserve">  |  GCSE</w:t>
       </w:r>
       <w:r>
         <w:rPr>
@@ -943,7 +943,7 @@
           <w:szCs w:val="22"/>
           <w:rtl w:val="0"/>
         </w:rPr>
-        <w:t xml:space="preserve">  |  Slough &amp; Eton Sixth Form,</w:t>
+        <w:t xml:space="preserve">  |  Slough &amp; Eton Sixth Form, </w:t>
       </w:r>
       <w:r>
         <w:rPr>
